--- a/app/db/seed_data/templates/DEFAULT_UKR_invoice.docx
+++ b/app/db/seed_data/templates/DEFAULT_UKR_invoice.docx
@@ -99,7 +99,7 @@
               <w:br w:type="textWrapping"/>
               <w:t xml:space="preserve">р/р {{ provider_iban }}</w:t>
               <w:br w:type="textWrapping"/>
-              <w:t xml:space="preserve">{{ provider_bank_name, provider_bank_info, sep=”, “ }}</w:t>
+              <w:t xml:space="preserve">{{( (provider_bank_name, “, “, provider_bank_info) )}}</w:t>
               <w:br w:type="textWrapping"/>
               <w:t xml:space="preserve">{{ provider_tax_sys }}: {{ provider_tax_id }}</w:t>
             </w:r>
@@ -234,7 +234,7 @@
         </w:rPr>
         <w:t xml:space="preserve">Рахунок на оплату</w:t>
         <w:br w:type="textWrapping"/>
-        <w:t xml:space="preserve">№ {{ prefix, id, sep=”” }} від {{ date }} р.</w:t>
+        <w:t xml:space="preserve">№ {{ prefix }}{{ id }} від {{ date }} р.</w:t>
       </w:r>
       <w:r>
         <w:rPr>
@@ -258,7 +258,7 @@
     <w:tbl>
       <w:tblPr>
         <w:tblStyle w:val="Table2"/>
-        <w:tblW w:w="10368.0" w:type="dxa"/>
+        <w:tblW w:w="10365.0" w:type="dxa"/>
         <w:jc w:val="left"/>
         <w:tblInd w:w="-115.0" w:type="dxa"/>
         <w:tblBorders>
@@ -273,20 +273,20 @@
         <w:tblLook w:val="0400"/>
       </w:tblPr>
       <w:tblGrid>
-        <w:gridCol w:w="432"/>
-        <w:gridCol w:w="4032"/>
+        <w:gridCol w:w="435"/>
+        <w:gridCol w:w="3465"/>
         <w:gridCol w:w="1440"/>
-        <w:gridCol w:w="1008"/>
-        <w:gridCol w:w="1728"/>
-        <w:gridCol w:w="1728"/>
+        <w:gridCol w:w="1500"/>
+        <w:gridCol w:w="1620"/>
+        <w:gridCol w:w="1905"/>
         <w:tblGridChange w:id="0">
           <w:tblGrid>
-            <w:gridCol w:w="432"/>
-            <w:gridCol w:w="4032"/>
+            <w:gridCol w:w="435"/>
+            <w:gridCol w:w="3465"/>
             <w:gridCol w:w="1440"/>
-            <w:gridCol w:w="1008"/>
-            <w:gridCol w:w="1728"/>
-            <w:gridCol w:w="1728"/>
+            <w:gridCol w:w="1500"/>
+            <w:gridCol w:w="1620"/>
+            <w:gridCol w:w="1905"/>
           </w:tblGrid>
         </w:tblGridChange>
       </w:tblGrid>
@@ -374,7 +374,7 @@
                 <w:bCs w:val="1"/>
                 <w:rtl w:val="0"/>
               </w:rPr>
-              <w:t xml:space="preserve">Кіл-сть</w:t>
+              <w:t xml:space="preserve">Кількість</w:t>
             </w:r>
             <w:r>
               <w:rPr>
@@ -560,7 +560,7 @@
         <w:t xml:space="preserve">Загальна вартість робіт (послуг) склала {{ total_text }} без ПДВ.</w:t>
         <w:br w:type="textWrapping"/>
         <w:br w:type="textWrapping"/>
-        <w:t xml:space="preserve">Виписав: {{ provider_rep_name }}.</w:t>
+        <w:t xml:space="preserve">{{( (“Виписав: “, provider_rep_name, “.”) )}}</w:t>
       </w:r>
     </w:p>
     <w:sectPr>
@@ -721,6 +721,46 @@
       <w:sz w:val="52"/>
       <w:szCs w:val="52"/>
     </w:rPr>
+  </w:style>
+  <w:style w:type="table" w:styleId="TableNormal" w:default="1">
+    <w:name w:val="TableNormal"/>
+    <w:tblPr>
+      <w:tblCellMar>
+        <w:top w:w="100.0" w:type="dxa"/>
+        <w:left w:w="100.0" w:type="dxa"/>
+        <w:bottom w:w="100.0" w:type="dxa"/>
+        <w:right w:w="100.0" w:type="dxa"/>
+      </w:tblCellMar>
+    </w:tblPr>
+  </w:style>
+  <w:style w:type="paragraph" w:styleId="Normal" w:default="1">
+    <w:name w:val="normal"/>
+  </w:style>
+  <w:style w:type="table" w:styleId="Table1">
+    <w:basedOn w:val="TableNormal"/>
+    <w:tblPr>
+      <w:tblStyleRowBandSize w:val="1"/>
+      <w:tblStyleColBandSize w:val="1"/>
+      <w:tblCellMar>
+        <w:top w:w="0.0" w:type="dxa"/>
+        <w:left w:w="115.0" w:type="dxa"/>
+        <w:bottom w:w="0.0" w:type="dxa"/>
+        <w:right w:w="115.0" w:type="dxa"/>
+      </w:tblCellMar>
+    </w:tblPr>
+  </w:style>
+  <w:style w:type="table" w:styleId="Table2">
+    <w:basedOn w:val="TableNormal"/>
+    <w:tblPr>
+      <w:tblStyleRowBandSize w:val="1"/>
+      <w:tblStyleColBandSize w:val="1"/>
+      <w:tblCellMar>
+        <w:top w:w="0.0" w:type="dxa"/>
+        <w:left w:w="115.0" w:type="dxa"/>
+        <w:bottom w:w="0.0" w:type="dxa"/>
+        <w:right w:w="115.0" w:type="dxa"/>
+      </w:tblCellMar>
+    </w:tblPr>
   </w:style>
   <w:style w:type="paragraph" w:styleId="Subtitle">
     <w:name w:val="Subtitle"/>
@@ -1087,7 +1127,7 @@
 
 <file path=customXML/item1.xml><?xml version="1.0" encoding="utf-8"?>
 <go:gDocsCustomXmlDataStorage xmlns:go="http://customooxmlschemas.google.com/" xmlns:r="http://schemas.openxmlformats.org/officeDocument/2006/relationships" uri="GoogleDocsCustomDataVersion2">
-  <go:docsCustomData xmlns:go="http://customooxmlschemas.google.com/" roundtripDataSignature="AMtx7mgQkSR0x5y0hg84aE31R+00Kwdo6g==">CgMxLjA4AHIhMWRPZVJoRFVpWlFXdHFSY00wNTROTFVsM3l6eXJYVEJz</go:docsCustomData>
+  <go:docsCustomData xmlns:go="http://customooxmlschemas.google.com/" roundtripDataSignature="AMtx7mgRouTzCfBzu8DJEJdX9rk5m3WtXg==">CgMxLjA4AHIhMU5KVHBnNWJJSm9Rb2NjTG9wZkdwY1hOY0xCOFh3MEhD</go:docsCustomData>
 </go:gDocsCustomXmlDataStorage>
 </file>
 
